--- a/pitch/exports/docs-ECONOMY.docx
+++ b/pitch/exports/docs-ECONOMY.docx
@@ -2,7 +2,7 @@
 <file path=word/document.xml><?xml version="1.0" encoding="utf-8"?>
 <w:document xmlns:w="http://schemas.openxmlformats.org/wordprocessingml/2006/main" xmlns:m="http://schemas.openxmlformats.org/officeDocument/2006/math" xmlns:r="http://schemas.openxmlformats.org/officeDocument/2006/relationships" xmlns:o="urn:schemas-microsoft-com:office:office" xmlns:v="urn:schemas-microsoft-com:vml" xmlns:w10="urn:schemas-microsoft-com:office:word" xmlns:a="http://schemas.openxmlformats.org/drawingml/2006/main" xmlns:pic="http://schemas.openxmlformats.org/drawingml/2006/picture" xmlns:wp="http://schemas.openxmlformats.org/drawingml/2006/wordprocessingDrawing">
   <w:body>
-    <w:bookmarkStart w:id="23" w:name="axie-duel--economy--tokenomics"/>
+    <w:bookmarkStart w:id="25" w:name="axie-duel--economy--tokenomics"/>
     <w:p>
       <w:pPr>
         <w:pStyle w:val="Heading1"/>
@@ -52,7 +52,7 @@
       </w:r>
     </w:p>
     <w:bookmarkEnd w:id="9"/>
-    <w:bookmarkStart w:id="14" w:name="X1cf535ac7e8147cdfd750e9c8df1eb7155a0385"/>
+    <w:bookmarkStart w:id="16" w:name="X1cf535ac7e8147cdfd750e9c8df1eb7155a0385"/>
     <w:p>
       <w:pPr>
         <w:pStyle w:val="Heading2"/>
@@ -86,7 +86,7 @@
         <w:rPr>
           <w:rStyle w:val="VerbatimChar"/>
         </w:rPr>
-        <w:t xml:space="preserve">                ┌─────────────────────────────────┐</w:t>
+        <w:t xml:space="preserve">            ┌─────────────────────────────────┐</w:t>
       </w:r>
       <w:r>
         <w:br/>
@@ -95,7 +95,7 @@
         <w:rPr>
           <w:rStyle w:val="VerbatimChar"/>
         </w:rPr>
-        <w:t xml:space="preserve">                │  Players enter with AXS or SLP  │</w:t>
+        <w:t xml:space="preserve">            │  Players enter with AXS or SLP  │</w:t>
       </w:r>
       <w:r>
         <w:br/>
@@ -104,7 +104,7 @@
         <w:rPr>
           <w:rStyle w:val="VerbatimChar"/>
         </w:rPr>
-        <w:t xml:space="preserve">                │  (e.g., 100 players × 10 AXS)   │</w:t>
+        <w:t xml:space="preserve">            │  (e.g., 100 players × 10 AXS)   │</w:t>
       </w:r>
       <w:r>
         <w:br/>
@@ -113,7 +113,7 @@
         <w:rPr>
           <w:rStyle w:val="VerbatimChar"/>
         </w:rPr>
-        <w:t xml:space="preserve">                │  Total pot: 1000 AXS            │</w:t>
+        <w:t xml:space="preserve">            │  Total pot: 1000 AXS            │</w:t>
       </w:r>
       <w:r>
         <w:br/>
@@ -122,7 +122,7 @@
         <w:rPr>
           <w:rStyle w:val="VerbatimChar"/>
         </w:rPr>
-        <w:t xml:space="preserve">                └──────────────┬──────────────────┘</w:t>
+        <w:t xml:space="preserve">            └──────────────┬──────────────────┘</w:t>
       </w:r>
       <w:r>
         <w:br/>
@@ -131,7 +131,7 @@
         <w:rPr>
           <w:rStyle w:val="VerbatimChar"/>
         </w:rPr>
-        <w:t xml:space="preserve">                               │</w:t>
+        <w:t xml:space="preserve">                           │</w:t>
       </w:r>
       <w:r>
         <w:br/>
@@ -140,7 +140,7 @@
         <w:rPr>
           <w:rStyle w:val="VerbatimChar"/>
         </w:rPr>
-        <w:t xml:space="preserve">                  ┌────────────┴────────────┐</w:t>
+        <w:t xml:space="preserve">            ┌──────────────┼──────────────┐</w:t>
       </w:r>
       <w:r>
         <w:br/>
@@ -149,7 +149,7 @@
         <w:rPr>
           <w:rStyle w:val="VerbatimChar"/>
         </w:rPr>
-        <w:t xml:space="preserve">                  ▼                         ▼</w:t>
+        <w:t xml:space="preserve">            ▼              ▼              ▼</w:t>
       </w:r>
       <w:r>
         <w:br/>
@@ -158,7 +158,7 @@
         <w:rPr>
           <w:rStyle w:val="VerbatimChar"/>
         </w:rPr>
-        <w:t xml:space="preserve">        ┌───────────────────┐    ┌───────────────────┐</w:t>
+        <w:t xml:space="preserve">   ┌─────────────────┐ ┌─────────┐ ┌──────────────────┐</w:t>
       </w:r>
       <w:r>
         <w:br/>
@@ -167,7 +167,7 @@
         <w:rPr>
           <w:rStyle w:val="VerbatimChar"/>
         </w:rPr>
-        <w:t xml:space="preserve">        │  90% PRIZE POOL   │    │  10% BURN          │</w:t>
+        <w:t xml:space="preserve">   │ 90% PRIZE POOL  │ │ 5% BURN │ │ 5% GAME TREASURY │</w:t>
       </w:r>
       <w:r>
         <w:br/>
@@ -176,7 +176,7 @@
         <w:rPr>
           <w:rStyle w:val="VerbatimChar"/>
         </w:rPr>
-        <w:t xml:space="preserve">        │  900 AXS          │    │  100 AXS           │</w:t>
+        <w:t xml:space="preserve">   │ 900 AXS         │ │ 50 AXS  │ │ 50 AXS           │</w:t>
       </w:r>
       <w:r>
         <w:br/>
@@ -185,7 +185,7 @@
         <w:rPr>
           <w:rStyle w:val="VerbatimChar"/>
         </w:rPr>
-        <w:t xml:space="preserve">        │  → Top 3 winners  │    │  → Permanently     │</w:t>
+        <w:t xml:space="preserve">   │ → Top 3 winners │ │ → Burn  │ │ → Funds content, │</w:t>
       </w:r>
       <w:r>
         <w:br/>
@@ -194,7 +194,7 @@
         <w:rPr>
           <w:rStyle w:val="VerbatimChar"/>
         </w:rPr>
-        <w:t xml:space="preserve">        │     (60/25/15%)   │    │    removed from    │</w:t>
+        <w:t xml:space="preserve">   │   (60/25/15%)   │ │   addr  │ │   audits, prize  │</w:t>
       </w:r>
       <w:r>
         <w:br/>
@@ -203,7 +203,7 @@
         <w:rPr>
           <w:rStyle w:val="VerbatimChar"/>
         </w:rPr>
-        <w:t xml:space="preserve">        │                   │    │    circulation     │</w:t>
+        <w:t xml:space="preserve">   │                 │ │         │ │   seeding        │</w:t>
       </w:r>
       <w:r>
         <w:br/>
@@ -212,7 +212,7 @@
         <w:rPr>
           <w:rStyle w:val="VerbatimChar"/>
         </w:rPr>
-        <w:t xml:space="preserve">        └───────────────────┘    └───────────────────┘</w:t>
+        <w:t xml:space="preserve">   └─────────────────┘ └─────────┘ └──────────────────┘</w:t>
       </w:r>
       <w:r>
         <w:br/>
@@ -221,7 +221,7 @@
         <w:rPr>
           <w:rStyle w:val="VerbatimChar"/>
         </w:rPr>
-        <w:t xml:space="preserve">                                          │</w:t>
+        <w:t xml:space="preserve">                           │              │</w:t>
       </w:r>
       <w:r>
         <w:br/>
@@ -230,7 +230,7 @@
         <w:rPr>
           <w:rStyle w:val="VerbatimChar"/>
         </w:rPr>
-        <w:t xml:space="preserve">                                          ▼</w:t>
+        <w:t xml:space="preserve">                           ▼              ▼</w:t>
       </w:r>
       <w:r>
         <w:br/>
@@ -239,7 +239,7 @@
         <w:rPr>
           <w:rStyle w:val="VerbatimChar"/>
         </w:rPr>
-        <w:t xml:space="preserve">                          ┌────────────────────────────┐</w:t>
+        <w:t xml:space="preserve">              ┌────────────────────────────┐</w:t>
       </w:r>
       <w:r>
         <w:br/>
@@ -248,7 +248,7 @@
         <w:rPr>
           <w:rStyle w:val="VerbatimChar"/>
         </w:rPr>
-        <w:t xml:space="preserve">                          │ On-chain proof of burn     │</w:t>
+        <w:t xml:space="preserve">              │ Both flows are on-chain    │</w:t>
       </w:r>
       <w:r>
         <w:br/>
@@ -257,7 +257,7 @@
         <w:rPr>
           <w:rStyle w:val="VerbatimChar"/>
         </w:rPr>
-        <w:t xml:space="preserve">                          │ → Auditable on Ronin       │</w:t>
+        <w:t xml:space="preserve">              │ auditable on Ronin         │</w:t>
       </w:r>
       <w:r>
         <w:br/>
@@ -266,7 +266,7 @@
         <w:rPr>
           <w:rStyle w:val="VerbatimChar"/>
         </w:rPr>
-        <w:t xml:space="preserve">                          │ explorer                   │</w:t>
+        <w:t xml:space="preserve">              │ explorer                   │</w:t>
       </w:r>
       <w:r>
         <w:br/>
@@ -275,7 +275,7 @@
         <w:rPr>
           <w:rStyle w:val="VerbatimChar"/>
         </w:rPr>
-        <w:t xml:space="preserve">                          └────────────────────────────┘</w:t>
+        <w:t xml:space="preserve">              └────────────────────────────┘</w:t>
       </w:r>
     </w:p>
     <w:bookmarkEnd w:id="10"/>
@@ -409,7 +409,7 @@
                 <w:b/>
                 <w:bCs/>
               </w:rPr>
-              <w:t xml:space="preserve">Burn rate</w:t>
+              <w:t xml:space="preserve">Players share</w:t>
             </w:r>
           </w:p>
         </w:tc>
@@ -424,13 +424,89 @@
                 <w:b/>
                 <w:bCs/>
               </w:rPr>
-              <w:t xml:space="preserve">10%</w:t>
+              <w:t xml:space="preserve">90%</w:t>
             </w:r>
             <w:r>
               <w:t xml:space="preserve"> </w:t>
             </w:r>
             <w:r>
               <w:t xml:space="preserve">(fixed)</w:t>
+            </w:r>
+          </w:p>
+        </w:tc>
+      </w:tr>
+      <w:tr>
+        <w:tc>
+          <w:tcPr/>
+          <w:p>
+            <w:pPr>
+              <w:pStyle w:val="Compact"/>
+            </w:pPr>
+            <w:r>
+              <w:rPr>
+                <w:b/>
+                <w:bCs/>
+              </w:rPr>
+              <w:t xml:space="preserve">Burn rate</w:t>
+            </w:r>
+          </w:p>
+        </w:tc>
+        <w:tc>
+          <w:tcPr/>
+          <w:p>
+            <w:pPr>
+              <w:pStyle w:val="Compact"/>
+            </w:pPr>
+            <w:r>
+              <w:rPr>
+                <w:b/>
+                <w:bCs/>
+              </w:rPr>
+              <w:t xml:space="preserve">5%</w:t>
+            </w:r>
+            <w:r>
+              <w:t xml:space="preserve"> </w:t>
+            </w:r>
+            <w:r>
+              <w:t xml:space="preserve">(fixed, permanent removal)</w:t>
+            </w:r>
+          </w:p>
+        </w:tc>
+      </w:tr>
+      <w:tr>
+        <w:tc>
+          <w:tcPr/>
+          <w:p>
+            <w:pPr>
+              <w:pStyle w:val="Compact"/>
+            </w:pPr>
+            <w:r>
+              <w:rPr>
+                <w:b/>
+                <w:bCs/>
+              </w:rPr>
+              <w:t xml:space="preserve">Game treasury</w:t>
+            </w:r>
+          </w:p>
+        </w:tc>
+        <w:tc>
+          <w:tcPr/>
+          <w:p>
+            <w:pPr>
+              <w:pStyle w:val="Compact"/>
+            </w:pPr>
+            <w:r>
+              <w:rPr>
+                <w:b/>
+                <w:bCs/>
+              </w:rPr>
+              <w:t xml:space="preserve">5%</w:t>
+            </w:r>
+            <w:r>
+              <w:t xml:space="preserve"> </w:t>
+            </w:r>
+            <w:r>
+              <w:t xml:space="preserve">(fixed, multisig — funds content, audits, prize seeding)</w:t>
             </w:r>
           </w:p>
         </w:tc>
@@ -499,13 +575,37 @@
       </w:tr>
     </w:tbl>
     <w:bookmarkEnd w:id="11"/>
-    <w:bookmarkStart w:id="12" w:name="why-10-burn"/>
+    <w:bookmarkStart w:id="12" w:name="why-90--5--5-not-90--10"/>
     <w:p>
       <w:pPr>
         <w:pStyle w:val="Heading3"/>
       </w:pPr>
       <w:r>
-        <w:t xml:space="preserve">Why 10% burn?</w:t>
+        <w:t xml:space="preserve">Why 90 / 5 / 5 (not 90 / 10)?</w:t>
+      </w:r>
+    </w:p>
+    <w:p>
+      <w:pPr>
+        <w:pStyle w:val="FirstParagraph"/>
+      </w:pPr>
+      <w:r>
+        <w:t xml:space="preserve">The original v1 design was 90 % to players / 10 % burn. We refined to</w:t>
+      </w:r>
+      <w:r>
+        <w:t xml:space="preserve"> </w:t>
+      </w:r>
+      <w:r>
+        <w:rPr>
+          <w:b/>
+          <w:bCs/>
+        </w:rPr>
+        <w:t xml:space="preserve">90 / 5 / 5</w:t>
+      </w:r>
+      <w:r>
+        <w:t xml:space="preserve"> </w:t>
+      </w:r>
+      <w:r>
+        <w:t xml:space="preserve">because pure burn is great for token economics but leaves the game itself underfunded long-term. Splitting the non-prize half in two solves both problems:</w:t>
       </w:r>
     </w:p>
     <w:p>
@@ -521,10 +621,13 @@
           <w:b/>
           <w:bCs/>
         </w:rPr>
-        <w:t xml:space="preserve">Sustainable</w:t>
-      </w:r>
-      <w:r>
-        <w:t xml:space="preserve">: high enough to matter ($M scale at maturity), low enough that players still get strong ROI on prizes.</w:t>
+        <w:t xml:space="preserve">5 % permanent burn</w:t>
+      </w:r>
+      <w:r>
+        <w:t xml:space="preserve"> </w:t>
+      </w:r>
+      <w:r>
+        <w:t xml:space="preserve">— direct deflationary pressure on AXS/SLP. Aligns with Sky Mavis pillar #1.</w:t>
       </w:r>
     </w:p>
     <w:p>
@@ -540,33 +643,334 @@
           <w:b/>
           <w:bCs/>
         </w:rPr>
-        <w:t xml:space="preserve">Below typical Web3 game taxes</w:t>
-      </w:r>
-      <w:r>
-        <w:t xml:space="preserve">: most are 15-30% — we're player-friendly while still deflationary.</w:t>
-      </w:r>
-    </w:p>
-    <w:p>
-      <w:pPr>
-        <w:pStyle w:val="Compact"/>
-        <w:numPr>
-          <w:ilvl w:val="0"/>
-          <w:numId w:val="1001"/>
-        </w:numPr>
+        <w:t xml:space="preserve">5 % to a game treasury multisig</w:t>
+      </w:r>
+      <w:r>
+        <w:t xml:space="preserve"> </w:t>
+      </w:r>
+      <w:r>
+        <w:t xml:space="preserve">— funds the day-to-day that keeps the game alive: new content drops, security audits, contract upgrades, seeding free tournaments for F2P players, sponsoring esports events. Without this, the game runway is hostage to fundraises.</w:t>
+      </w:r>
+    </w:p>
+    <w:p>
+      <w:pPr>
+        <w:pStyle w:val="FirstParagraph"/>
       </w:pPr>
       <w:r>
         <w:rPr>
           <w:b/>
           <w:bCs/>
         </w:rPr>
-        <w:t xml:space="preserve">Alignment with Sky Mavis priorities</w:t>
-      </w:r>
-      <w:r>
-        <w:t xml:space="preserve">: Sky Mavis has been actively burning AXS as part of tokenomics — we accelerate that.</w:t>
+        <w:t xml:space="preserve">Why not "send 5 % to Sky Mavis directly"?</w:t>
+      </w:r>
+      <w:r>
+        <w:t xml:space="preserve"> </w:t>
+      </w:r>
+      <w:r>
+        <w:t xml:space="preserve">Because that would conflate the</w:t>
+      </w:r>
+      <w:r>
+        <w:t xml:space="preserve"> </w:t>
+      </w:r>
+      <w:r>
+        <w:rPr>
+          <w:b/>
+          <w:bCs/>
+        </w:rPr>
+        <w:t xml:space="preserve">player-side game economy</w:t>
+      </w:r>
+      <w:r>
+        <w:t xml:space="preserve"> </w:t>
+      </w:r>
+      <w:r>
+        <w:t xml:space="preserve">with the</w:t>
+      </w:r>
+      <w:r>
+        <w:t xml:space="preserve"> </w:t>
+      </w:r>
+      <w:r>
+        <w:rPr>
+          <w:b/>
+          <w:bCs/>
+        </w:rPr>
+        <w:t xml:space="preserve">Builders Program revenue split</w:t>
+      </w:r>
+      <w:r>
+        <w:t xml:space="preserve"> </w:t>
+      </w:r>
+      <w:r>
+        <w:t xml:space="preserve">(which is a separate column — see below). The 5 % treasury is the</w:t>
+      </w:r>
+      <w:r>
+        <w:t xml:space="preserve"> </w:t>
+      </w:r>
+      <w:r>
+        <w:rPr>
+          <w:i/>
+          <w:iCs/>
+        </w:rPr>
+        <w:t xml:space="preserve">project's</w:t>
+      </w:r>
+      <w:r>
+        <w:t xml:space="preserve"> </w:t>
+      </w:r>
+      <w:r>
+        <w:t xml:space="preserve">operating fund; the Builders Program % is</w:t>
+      </w:r>
+      <w:r>
+        <w:t xml:space="preserve"> </w:t>
+      </w:r>
+      <w:r>
+        <w:rPr>
+          <w:i/>
+          <w:iCs/>
+        </w:rPr>
+        <w:t xml:space="preserve">Sky Mavis's</w:t>
+      </w:r>
+      <w:r>
+        <w:t xml:space="preserve"> </w:t>
+      </w:r>
+      <w:r>
+        <w:t xml:space="preserve">share of project revenue.</w:t>
       </w:r>
     </w:p>
     <w:bookmarkEnd w:id="12"/>
-    <w:bookmarkStart w:id="13" w:name="why-both-axs-and-slp"/>
+    <w:bookmarkStart w:id="13" w:name="Xfe80934fc318b80d4d326dd260bed91eab10235"/>
+    <w:p>
+      <w:pPr>
+        <w:pStyle w:val="Heading3"/>
+      </w:pPr>
+      <w:r>
+        <w:t xml:space="preserve">Game treasury — what it funds (transparent priorities)</w:t>
+      </w:r>
+    </w:p>
+    <w:tbl>
+      <w:tblPr>
+        <w:tblStyle w:val="Table"/>
+        <w:tblW w:type="auto" w:w="0"/>
+        <w:tblLook w:firstRow="1" w:lastRow="0" w:firstColumn="0" w:lastColumn="0" w:noHBand="0" w:noVBand="0" w:val="0020"/>
+      </w:tblPr>
+      <w:tblGrid>
+        <w:gridCol w:w="2640"/>
+        <w:gridCol w:w="2640"/>
+        <w:gridCol w:w="2640"/>
+      </w:tblGrid>
+      <w:tr>
+        <w:trPr>
+          <w:tblHeader w:val="on"/>
+        </w:trPr>
+        <w:tc>
+          <w:tcPr/>
+          <w:p>
+            <w:pPr>
+              <w:pStyle w:val="Compact"/>
+            </w:pPr>
+            <w:r>
+              <w:t xml:space="preserve">Bucket</w:t>
+            </w:r>
+          </w:p>
+        </w:tc>
+        <w:tc>
+          <w:tcPr/>
+          <w:p>
+            <w:pPr>
+              <w:pStyle w:val="Compact"/>
+            </w:pPr>
+            <w:r>
+              <w:t xml:space="preserve">Approx % of treasury</w:t>
+            </w:r>
+          </w:p>
+        </w:tc>
+        <w:tc>
+          <w:tcPr/>
+          <w:p>
+            <w:pPr>
+              <w:pStyle w:val="Compact"/>
+            </w:pPr>
+            <w:r>
+              <w:t xml:space="preserve">What</w:t>
+            </w:r>
+          </w:p>
+        </w:tc>
+      </w:tr>
+      <w:tr>
+        <w:tc>
+          <w:tcPr/>
+          <w:p>
+            <w:pPr>
+              <w:pStyle w:val="Compact"/>
+            </w:pPr>
+            <w:r>
+              <w:t xml:space="preserve">Content drops</w:t>
+            </w:r>
+          </w:p>
+        </w:tc>
+        <w:tc>
+          <w:tcPr/>
+          <w:p>
+            <w:pPr>
+              <w:pStyle w:val="Compact"/>
+            </w:pPr>
+            <w:r>
+              <w:t xml:space="preserve">40 %</w:t>
+            </w:r>
+          </w:p>
+        </w:tc>
+        <w:tc>
+          <w:tcPr/>
+          <w:p>
+            <w:pPr>
+              <w:pStyle w:val="Compact"/>
+            </w:pPr>
+            <w:r>
+              <w:t xml:space="preserve">New cards, balance patches, art commissions</w:t>
+            </w:r>
+          </w:p>
+        </w:tc>
+      </w:tr>
+      <w:tr>
+        <w:tc>
+          <w:tcPr/>
+          <w:p>
+            <w:pPr>
+              <w:pStyle w:val="Compact"/>
+            </w:pPr>
+            <w:r>
+              <w:t xml:space="preserve">Security audits</w:t>
+            </w:r>
+          </w:p>
+        </w:tc>
+        <w:tc>
+          <w:tcPr/>
+          <w:p>
+            <w:pPr>
+              <w:pStyle w:val="Compact"/>
+            </w:pPr>
+            <w:r>
+              <w:t xml:space="preserve">20 %</w:t>
+            </w:r>
+          </w:p>
+        </w:tc>
+        <w:tc>
+          <w:tcPr/>
+          <w:p>
+            <w:pPr>
+              <w:pStyle w:val="Compact"/>
+            </w:pPr>
+            <w:r>
+              <w:t xml:space="preserve">Quarterly contract + game-server audits</w:t>
+            </w:r>
+          </w:p>
+        </w:tc>
+      </w:tr>
+      <w:tr>
+        <w:tc>
+          <w:tcPr/>
+          <w:p>
+            <w:pPr>
+              <w:pStyle w:val="Compact"/>
+            </w:pPr>
+            <w:r>
+              <w:t xml:space="preserve">Free-tournament prize seeding</w:t>
+            </w:r>
+          </w:p>
+        </w:tc>
+        <w:tc>
+          <w:tcPr/>
+          <w:p>
+            <w:pPr>
+              <w:pStyle w:val="Compact"/>
+            </w:pPr>
+            <w:r>
+              <w:t xml:space="preserve">25 %</w:t>
+            </w:r>
+          </w:p>
+        </w:tc>
+        <w:tc>
+          <w:tcPr/>
+          <w:p>
+            <w:pPr>
+              <w:pStyle w:val="Compact"/>
+            </w:pPr>
+            <w:r>
+              <w:t xml:space="preserve">Seeds F2P-friendly events with no entry fee</w:t>
+            </w:r>
+          </w:p>
+        </w:tc>
+      </w:tr>
+      <w:tr>
+        <w:tc>
+          <w:tcPr/>
+          <w:p>
+            <w:pPr>
+              <w:pStyle w:val="Compact"/>
+            </w:pPr>
+            <w:r>
+              <w:t xml:space="preserve">Marketing + community</w:t>
+            </w:r>
+          </w:p>
+        </w:tc>
+        <w:tc>
+          <w:tcPr/>
+          <w:p>
+            <w:pPr>
+              <w:pStyle w:val="Compact"/>
+            </w:pPr>
+            <w:r>
+              <w:t xml:space="preserve">10 %</w:t>
+            </w:r>
+          </w:p>
+        </w:tc>
+        <w:tc>
+          <w:tcPr/>
+          <w:p>
+            <w:pPr>
+              <w:pStyle w:val="Compact"/>
+            </w:pPr>
+            <w:r>
+              <w:t xml:space="preserve">Sponsored streams, creator grants</w:t>
+            </w:r>
+          </w:p>
+        </w:tc>
+      </w:tr>
+      <w:tr>
+        <w:tc>
+          <w:tcPr/>
+          <w:p>
+            <w:pPr>
+              <w:pStyle w:val="Compact"/>
+            </w:pPr>
+            <w:r>
+              <w:t xml:space="preserve">Reserve</w:t>
+            </w:r>
+          </w:p>
+        </w:tc>
+        <w:tc>
+          <w:tcPr/>
+          <w:p>
+            <w:pPr>
+              <w:pStyle w:val="Compact"/>
+            </w:pPr>
+            <w:r>
+              <w:t xml:space="preserve">5 %</w:t>
+            </w:r>
+          </w:p>
+        </w:tc>
+        <w:tc>
+          <w:tcPr/>
+          <w:p>
+            <w:pPr>
+              <w:pStyle w:val="Compact"/>
+            </w:pPr>
+            <w:r>
+              <w:t xml:space="preserve">Multisig emergency runway</w:t>
+            </w:r>
+          </w:p>
+        </w:tc>
+      </w:tr>
+    </w:tbl>
+    <w:bookmarkEnd w:id="13"/>
+    <w:bookmarkStart w:id="14" w:name="why-both-axs-and-slp"/>
     <w:p>
       <w:pPr>
         <w:pStyle w:val="Heading3"/>
@@ -631,9 +1035,75 @@
         <w:t xml:space="preserve">Accepting both gives players flexibility AND helps Sky Mavis solve the SLP overhang.</w:t>
       </w:r>
     </w:p>
-    <w:bookmarkEnd w:id="13"/>
     <w:bookmarkEnd w:id="14"/>
-    <w:bookmarkStart w:id="15" w:name="other-axs-sinks-non-tournament"/>
+    <w:bookmarkStart w:id="15" w:name="why-both-axs-and-slp-1"/>
+    <w:p>
+      <w:pPr>
+        <w:pStyle w:val="Heading3"/>
+      </w:pPr>
+      <w:r>
+        <w:t xml:space="preserve">Why both AXS AND SLP?</w:t>
+      </w:r>
+    </w:p>
+    <w:p>
+      <w:pPr>
+        <w:pStyle w:val="Compact"/>
+        <w:numPr>
+          <w:ilvl w:val="0"/>
+          <w:numId w:val="1003"/>
+        </w:numPr>
+      </w:pPr>
+      <w:r>
+        <w:rPr>
+          <w:b/>
+          <w:bCs/>
+        </w:rPr>
+        <w:t xml:space="preserve">AXS</w:t>
+      </w:r>
+      <w:r>
+        <w:t xml:space="preserve"> </w:t>
+      </w:r>
+      <w:r>
+        <w:t xml:space="preserve">is the governance token; deflationary pressure here directly benefits all holders.</w:t>
+      </w:r>
+    </w:p>
+    <w:p>
+      <w:pPr>
+        <w:pStyle w:val="Compact"/>
+        <w:numPr>
+          <w:ilvl w:val="0"/>
+          <w:numId w:val="1003"/>
+        </w:numPr>
+      </w:pPr>
+      <w:r>
+        <w:rPr>
+          <w:b/>
+          <w:bCs/>
+        </w:rPr>
+        <w:t xml:space="preserve">SLP</w:t>
+      </w:r>
+      <w:r>
+        <w:t xml:space="preserve"> </w:t>
+      </w:r>
+      <w:r>
+        <w:t xml:space="preserve">is the legacy token Sky Mavis explicitly wants to absorb/burn (its supply was inflated during 2021 P2E era).</w:t>
+      </w:r>
+    </w:p>
+    <w:p>
+      <w:pPr>
+        <w:pStyle w:val="Compact"/>
+        <w:numPr>
+          <w:ilvl w:val="0"/>
+          <w:numId w:val="1003"/>
+        </w:numPr>
+      </w:pPr>
+      <w:r>
+        <w:t xml:space="preserve">Accepting both gives players flexibility AND helps Sky Mavis solve the SLP overhang.</w:t>
+      </w:r>
+    </w:p>
+    <w:bookmarkEnd w:id="15"/>
+    <w:bookmarkEnd w:id="16"/>
+    <w:bookmarkStart w:id="17" w:name="other-axs-sinks-non-tournament"/>
     <w:p>
       <w:pPr>
         <w:pStyle w:val="Heading2"/>
@@ -991,8 +1461,8 @@
         <w:t xml:space="preserve">.</w:t>
       </w:r>
     </w:p>
-    <w:bookmarkEnd w:id="15"/>
-    <w:bookmarkStart w:id="16" w:name="Xaf1bc51b49e1e6ff68ef1e19bb75991c004c8c7"/>
+    <w:bookmarkEnd w:id="17"/>
+    <w:bookmarkStart w:id="18" w:name="Xaf1bc51b49e1e6ff68ef1e19bb75991c004c8c7"/>
     <w:p>
       <w:pPr>
         <w:pStyle w:val="Heading2"/>
@@ -1200,13 +1670,13 @@
           <w:b/>
           <w:bCs/>
         </w:rPr>
-        <w:t xml:space="preserve">This is on top of the 10% tournament burn</w:t>
-      </w:r>
-      <w:r>
-        <w:t xml:space="preserve"> </w:t>
-      </w:r>
-      <w:r>
-        <w:t xml:space="preserve">which is</w:t>
+        <w:t xml:space="preserve">This is on top of the 5 % tournament burn + 5 % game treasury</w:t>
+      </w:r>
+      <w:r>
+        <w:t xml:space="preserve"> </w:t>
+      </w:r>
+      <w:r>
+        <w:t xml:space="preserve">which are</w:t>
       </w:r>
       <w:r>
         <w:t xml:space="preserve"> </w:t>
@@ -1222,11 +1692,11 @@
         <w:t xml:space="preserve"> </w:t>
       </w:r>
       <w:r>
-        <w:t xml:space="preserve">Sky Mavis revenue — it's pure deflationary value to all AXS holders.</w:t>
-      </w:r>
-    </w:p>
-    <w:bookmarkEnd w:id="16"/>
-    <w:bookmarkStart w:id="17" w:name="Xd19688fa9ad620acaf6a094cd7ce94bfa6b9ffe"/>
+        <w:t xml:space="preserve">Sky Mavis revenue — the burn is pure deflationary value to all AXS holders, and the treasury funds project operations transparently.</w:t>
+      </w:r>
+    </w:p>
+    <w:bookmarkEnd w:id="18"/>
+    <w:bookmarkStart w:id="19" w:name="Xd19688fa9ad620acaf6a094cd7ce94bfa6b9ffe"/>
     <w:p>
       <w:pPr>
         <w:pStyle w:val="Heading2"/>
@@ -1251,94 +1721,6 @@
       </w:r>
       <w:r>
         <w:t xml:space="preserve">(Web2 only):</w:t>
-      </w:r>
-    </w:p>
-    <w:p>
-      <w:pPr>
-        <w:pStyle w:val="Compact"/>
-        <w:numPr>
-          <w:ilvl w:val="0"/>
-          <w:numId w:val="1003"/>
-        </w:numPr>
-      </w:pPr>
-      <w:r>
-        <w:t xml:space="preserve">Gets free starter deck day 1</w:t>
-      </w:r>
-    </w:p>
-    <w:p>
-      <w:pPr>
-        <w:pStyle w:val="Compact"/>
-        <w:numPr>
-          <w:ilvl w:val="0"/>
-          <w:numId w:val="1003"/>
-        </w:numPr>
-      </w:pPr>
-      <w:r>
-        <w:t xml:space="preserve">Earns ~50 Dust per match win</w:t>
-      </w:r>
-    </w:p>
-    <w:p>
-      <w:pPr>
-        <w:pStyle w:val="Compact"/>
-        <w:numPr>
-          <w:ilvl w:val="0"/>
-          <w:numId w:val="1003"/>
-        </w:numPr>
-      </w:pPr>
-      <w:r>
-        <w:t xml:space="preserve">Daily quests: 100-500 Dust per day</w:t>
-      </w:r>
-    </w:p>
-    <w:p>
-      <w:pPr>
-        <w:pStyle w:val="Compact"/>
-        <w:numPr>
-          <w:ilvl w:val="0"/>
-          <w:numId w:val="1003"/>
-        </w:numPr>
-      </w:pPr>
-      <w:r>
-        <w:t xml:space="preserve">Free tournaments: prize pool funded by sponsor or platform</w:t>
-      </w:r>
-    </w:p>
-    <w:p>
-      <w:pPr>
-        <w:pStyle w:val="Compact"/>
-        <w:numPr>
-          <w:ilvl w:val="0"/>
-          <w:numId w:val="1003"/>
-        </w:numPr>
-      </w:pPr>
-      <w:r>
-        <w:rPr>
-          <w:b/>
-          <w:bCs/>
-        </w:rPr>
-        <w:t xml:space="preserve">Top 10% ladder reachable</w:t>
-      </w:r>
-      <w:r>
-        <w:t xml:space="preserve"> </w:t>
-      </w:r>
-      <w:r>
-        <w:t xml:space="preserve">without spending a single AXS</w:t>
-      </w:r>
-    </w:p>
-    <w:p>
-      <w:pPr>
-        <w:pStyle w:val="FirstParagraph"/>
-      </w:pPr>
-      <w:r>
-        <w:rPr>
-          <w:b/>
-          <w:bCs/>
-        </w:rPr>
-        <w:t xml:space="preserve">NFT holder</w:t>
-      </w:r>
-      <w:r>
-        <w:t xml:space="preserve"> </w:t>
-      </w:r>
-      <w:r>
-        <w:t xml:space="preserve">(Web3):</w:t>
       </w:r>
     </w:p>
     <w:p>
@@ -1350,7 +1732,7 @@
         </w:numPr>
       </w:pPr>
       <w:r>
-        <w:t xml:space="preserve">Same starter deck access (no day-1 advantage)</w:t>
+        <w:t xml:space="preserve">Gets free starter deck day 1</w:t>
       </w:r>
     </w:p>
     <w:p>
@@ -1362,7 +1744,7 @@
         </w:numPr>
       </w:pPr>
       <w:r>
-        <w:t xml:space="preserve">Their Axies become unique cards (collectible + flavor + side-grade effects)</w:t>
+        <w:t xml:space="preserve">Earns ~50 Dust per match win</w:t>
       </w:r>
     </w:p>
     <w:p>
@@ -1374,7 +1756,7 @@
         </w:numPr>
       </w:pPr>
       <w:r>
-        <w:t xml:space="preserve">Access to AXS/SLP-entry tournaments (higher prize ceilings)</w:t>
+        <w:t xml:space="preserve">Daily quests: 100-500 Dust per day</w:t>
       </w:r>
     </w:p>
     <w:p>
@@ -1386,7 +1768,7 @@
         </w:numPr>
       </w:pPr>
       <w:r>
-        <w:t xml:space="preserve">Ranked Premium tier (separate matchmaking pool, NOT power tier)</w:t>
+        <w:t xml:space="preserve">Free tournaments: prize pool funded by sponsor or platform</w:t>
       </w:r>
     </w:p>
     <w:p>
@@ -1402,13 +1784,13 @@
           <w:b/>
           <w:bCs/>
         </w:rPr>
-        <w:t xml:space="preserve">Same top 10% ladder reachable</w:t>
-      </w:r>
-      <w:r>
-        <w:t xml:space="preserve"> </w:t>
-      </w:r>
-      <w:r>
-        <w:t xml:space="preserve">— NFT cards do not provide raw power advantage</w:t>
+        <w:t xml:space="preserve">Top 10% ladder reachable</w:t>
+      </w:r>
+      <w:r>
+        <w:t xml:space="preserve"> </w:t>
+      </w:r>
+      <w:r>
+        <w:t xml:space="preserve">without spending a single AXS</w:t>
       </w:r>
     </w:p>
     <w:p>
@@ -1420,33 +1802,13 @@
           <w:b/>
           <w:bCs/>
         </w:rPr>
-        <w:t xml:space="preserve">This is the F2P promise</w:t>
-      </w:r>
-      <w:r>
-        <w:t xml:space="preserve">: skill + deck-building &gt; pay-to-win. NFT holders get</w:t>
-      </w:r>
-      <w:r>
-        <w:t xml:space="preserve"> </w:t>
-      </w:r>
-      <w:r>
-        <w:rPr>
-          <w:i/>
-          <w:iCs/>
-        </w:rPr>
-        <w:t xml:space="preserve">flavor + collectibility + access to higher-stake events</w:t>
-      </w:r>
-      <w:r>
-        <w:t xml:space="preserve">, never raw stat advantage.</w:t>
-      </w:r>
-    </w:p>
-    <w:bookmarkEnd w:id="17"/>
-    <w:bookmarkStart w:id="18" w:name="Xa77695f5bcaaa2d8093a0e845fa5f72282b5e96"/>
-    <w:p>
-      <w:pPr>
-        <w:pStyle w:val="Heading2"/>
-      </w:pPr>
-      <w:r>
-        <w:t xml:space="preserve">Smart contracts (Saigon-ready, mainnet post-partnership)</w:t>
+        <w:t xml:space="preserve">NFT holder</w:t>
+      </w:r>
+      <w:r>
+        <w:t xml:space="preserve"> </w:t>
+      </w:r>
+      <w:r>
+        <w:t xml:space="preserve">(Web3):</w:t>
       </w:r>
     </w:p>
     <w:p>
@@ -1458,29 +1820,7 @@
         </w:numPr>
       </w:pPr>
       <w:r>
-        <w:rPr>
-          <w:rStyle w:val="VerbatimChar"/>
-        </w:rPr>
-        <w:t xml:space="preserve">AxieDuelToken.sol</w:t>
-      </w:r>
-      <w:r>
-        <w:t xml:space="preserve"> </w:t>
-      </w:r>
-      <w:r>
-        <w:t xml:space="preserve">— ERC-20 capped (max supply 100M), pausable.</w:t>
-      </w:r>
-      <w:r>
-        <w:t xml:space="preserve"> </w:t>
-      </w:r>
-      <w:r>
-        <w:rPr>
-          <w:b/>
-          <w:bCs/>
-        </w:rPr>
-        <w:t xml:space="preserve">Used for off-chain → on-chain Dust→Token swap when mainnet rolls out</w:t>
-      </w:r>
-      <w:r>
-        <w:t xml:space="preserve">.</w:t>
+        <w:t xml:space="preserve">Same starter deck access (no day-1 advantage)</w:t>
       </w:r>
     </w:p>
     <w:p>
@@ -1492,16 +1832,7 @@
         </w:numPr>
       </w:pPr>
       <w:r>
-        <w:rPr>
-          <w:rStyle w:val="VerbatimChar"/>
-        </w:rPr>
-        <w:t xml:space="preserve">AxieDuelCardNFT.sol</w:t>
-      </w:r>
-      <w:r>
-        <w:t xml:space="preserve"> </w:t>
-      </w:r>
-      <w:r>
-        <w:t xml:space="preserve">— ERC-721 for Spell/Trap card NFTs (NOT for Axies — those stay as Axie Infinity originals).</w:t>
+        <w:t xml:space="preserve">Their Axies become unique cards (collectible + flavor + side-grade effects)</w:t>
       </w:r>
     </w:p>
     <w:p>
@@ -1513,16 +1844,41 @@
         </w:numPr>
       </w:pPr>
       <w:r>
-        <w:rPr>
-          <w:rStyle w:val="VerbatimChar"/>
-        </w:rPr>
-        <w:t xml:space="preserve">AxsTokenMock.sol</w:t>
-      </w:r>
-      <w:r>
-        <w:t xml:space="preserve"> </w:t>
-      </w:r>
-      <w:r>
-        <w:t xml:space="preserve">— testnet ERC-20 mirror of AXS for local development.</w:t>
+        <w:t xml:space="preserve">Access to AXS/SLP-entry tournaments (higher prize ceilings)</w:t>
+      </w:r>
+    </w:p>
+    <w:p>
+      <w:pPr>
+        <w:pStyle w:val="Compact"/>
+        <w:numPr>
+          <w:ilvl w:val="0"/>
+          <w:numId w:val="1005"/>
+        </w:numPr>
+      </w:pPr>
+      <w:r>
+        <w:t xml:space="preserve">Ranked Premium tier (separate matchmaking pool, NOT power tier)</w:t>
+      </w:r>
+    </w:p>
+    <w:p>
+      <w:pPr>
+        <w:pStyle w:val="Compact"/>
+        <w:numPr>
+          <w:ilvl w:val="0"/>
+          <w:numId w:val="1005"/>
+        </w:numPr>
+      </w:pPr>
+      <w:r>
+        <w:rPr>
+          <w:b/>
+          <w:bCs/>
+        </w:rPr>
+        <w:t xml:space="preserve">Same top 10% ladder reachable</w:t>
+      </w:r>
+      <w:r>
+        <w:t xml:space="preserve"> </w:t>
+      </w:r>
+      <w:r>
+        <w:t xml:space="preserve">— NFT cards do not provide raw power advantage</w:t>
       </w:r>
     </w:p>
     <w:p>
@@ -1530,29 +1886,37 @@
         <w:pStyle w:val="FirstParagraph"/>
       </w:pPr>
       <w:r>
-        <w:t xml:space="preserve">All audited code-ready in</w:t>
-      </w:r>
-      <w:r>
-        <w:t xml:space="preserve"> </w:t>
-      </w:r>
-      <w:r>
-        <w:rPr>
-          <w:rStyle w:val="VerbatimChar"/>
-        </w:rPr>
-        <w:t xml:space="preserve">packages/contracts/</w:t>
-      </w:r>
-      <w:r>
-        <w:t xml:space="preserve">. Deployment pending Sky Mavis collaboration on Saigon faucet provision + mainnet timeline alignment.</w:t>
-      </w:r>
-    </w:p>
-    <w:bookmarkEnd w:id="18"/>
-    <w:bookmarkStart w:id="20" w:name="audit--transparency"/>
+        <w:rPr>
+          <w:b/>
+          <w:bCs/>
+        </w:rPr>
+        <w:t xml:space="preserve">This is the F2P promise</w:t>
+      </w:r>
+      <w:r>
+        <w:t xml:space="preserve">: skill + deck-building &gt; pay-to-win. NFT holders get</w:t>
+      </w:r>
+      <w:r>
+        <w:t xml:space="preserve"> </w:t>
+      </w:r>
+      <w:r>
+        <w:rPr>
+          <w:i/>
+          <w:iCs/>
+        </w:rPr>
+        <w:t xml:space="preserve">flavor + collectibility + access to higher-stake events</w:t>
+      </w:r>
+      <w:r>
+        <w:t xml:space="preserve">, never raw stat advantage.</w:t>
+      </w:r>
+    </w:p>
+    <w:bookmarkEnd w:id="19"/>
+    <w:bookmarkStart w:id="20" w:name="Xa77695f5bcaaa2d8093a0e845fa5f72282b5e96"/>
     <w:p>
       <w:pPr>
         <w:pStyle w:val="Heading2"/>
       </w:pPr>
       <w:r>
-        <w:t xml:space="preserve">Audit &amp; transparency</w:t>
+        <w:t xml:space="preserve">Smart contracts (Saigon-ready, mainnet post-partnership)</w:t>
       </w:r>
     </w:p>
     <w:p>
@@ -1564,6 +1928,112 @@
         </w:numPr>
       </w:pPr>
       <w:r>
+        <w:rPr>
+          <w:rStyle w:val="VerbatimChar"/>
+        </w:rPr>
+        <w:t xml:space="preserve">AxieDuelToken.sol</w:t>
+      </w:r>
+      <w:r>
+        <w:t xml:space="preserve"> </w:t>
+      </w:r>
+      <w:r>
+        <w:t xml:space="preserve">— ERC-20 capped (max supply 100M), pausable.</w:t>
+      </w:r>
+      <w:r>
+        <w:t xml:space="preserve"> </w:t>
+      </w:r>
+      <w:r>
+        <w:rPr>
+          <w:b/>
+          <w:bCs/>
+        </w:rPr>
+        <w:t xml:space="preserve">Used for off-chain → on-chain Dust→Token swap when mainnet rolls out</w:t>
+      </w:r>
+      <w:r>
+        <w:t xml:space="preserve">.</w:t>
+      </w:r>
+    </w:p>
+    <w:p>
+      <w:pPr>
+        <w:pStyle w:val="Compact"/>
+        <w:numPr>
+          <w:ilvl w:val="0"/>
+          <w:numId w:val="1006"/>
+        </w:numPr>
+      </w:pPr>
+      <w:r>
+        <w:rPr>
+          <w:rStyle w:val="VerbatimChar"/>
+        </w:rPr>
+        <w:t xml:space="preserve">AxieDuelCardNFT.sol</w:t>
+      </w:r>
+      <w:r>
+        <w:t xml:space="preserve"> </w:t>
+      </w:r>
+      <w:r>
+        <w:t xml:space="preserve">— ERC-721 for Spell/Trap card NFTs (NOT for Axies — those stay as Axie Infinity originals).</w:t>
+      </w:r>
+    </w:p>
+    <w:p>
+      <w:pPr>
+        <w:pStyle w:val="Compact"/>
+        <w:numPr>
+          <w:ilvl w:val="0"/>
+          <w:numId w:val="1006"/>
+        </w:numPr>
+      </w:pPr>
+      <w:r>
+        <w:rPr>
+          <w:rStyle w:val="VerbatimChar"/>
+        </w:rPr>
+        <w:t xml:space="preserve">AxsTokenMock.sol</w:t>
+      </w:r>
+      <w:r>
+        <w:t xml:space="preserve"> </w:t>
+      </w:r>
+      <w:r>
+        <w:t xml:space="preserve">— testnet ERC-20 mirror of AXS for local development.</w:t>
+      </w:r>
+    </w:p>
+    <w:p>
+      <w:pPr>
+        <w:pStyle w:val="FirstParagraph"/>
+      </w:pPr>
+      <w:r>
+        <w:t xml:space="preserve">All audited code-ready in</w:t>
+      </w:r>
+      <w:r>
+        <w:t xml:space="preserve"> </w:t>
+      </w:r>
+      <w:r>
+        <w:rPr>
+          <w:rStyle w:val="VerbatimChar"/>
+        </w:rPr>
+        <w:t xml:space="preserve">packages/contracts/</w:t>
+      </w:r>
+      <w:r>
+        <w:t xml:space="preserve">. Deployment pending Sky Mavis collaboration on Saigon faucet provision + mainnet timeline alignment.</w:t>
+      </w:r>
+    </w:p>
+    <w:bookmarkEnd w:id="20"/>
+    <w:bookmarkStart w:id="22" w:name="audit--transparency"/>
+    <w:p>
+      <w:pPr>
+        <w:pStyle w:val="Heading2"/>
+      </w:pPr>
+      <w:r>
+        <w:t xml:space="preserve">Audit &amp; transparency</w:t>
+      </w:r>
+    </w:p>
+    <w:p>
+      <w:pPr>
+        <w:pStyle w:val="Compact"/>
+        <w:numPr>
+          <w:ilvl w:val="0"/>
+          <w:numId w:val="1007"/>
+        </w:numPr>
+      </w:pPr>
+      <w:r>
         <w:t xml:space="preserve">All burn transactions emit on-chain</w:t>
       </w:r>
       <w:r>
@@ -1584,7 +2054,7 @@
       <w:r>
         <w:t xml:space="preserve"> </w:t>
       </w:r>
-      <w:hyperlink r:id="rId19">
+      <w:hyperlink r:id="rId21">
         <w:r>
           <w:rPr>
             <w:rStyle w:val="Hyperlink"/>
@@ -1604,7 +2074,7 @@
         <w:pStyle w:val="Compact"/>
         <w:numPr>
           <w:ilvl w:val="0"/>
-          <w:numId w:val="1006"/>
+          <w:numId w:val="1007"/>
         </w:numPr>
       </w:pPr>
       <w:r>
@@ -1632,7 +2102,7 @@
         <w:pStyle w:val="Compact"/>
         <w:numPr>
           <w:ilvl w:val="0"/>
-          <w:numId w:val="1006"/>
+          <w:numId w:val="1007"/>
         </w:numPr>
       </w:pPr>
       <w:r>
@@ -1663,8 +2133,8 @@
         <w:t xml:space="preserve">Prisma models) keeps a parallel audit trail.</w:t>
       </w:r>
     </w:p>
-    <w:bookmarkEnd w:id="20"/>
-    <w:bookmarkStart w:id="21" w:name="comparison-to-other-web3-game-economies"/>
+    <w:bookmarkEnd w:id="22"/>
+    <w:bookmarkStart w:id="23" w:name="comparison-to-other-web3-game-economies"/>
     <w:p>
       <w:pPr>
         <w:pStyle w:val="Heading2"/>
@@ -1761,18 +2231,18 @@
                 <w:b/>
                 <w:bCs/>
               </w:rPr>
-              <w:t xml:space="preserve">10% tournament + 25% pack</w:t>
-            </w:r>
-          </w:p>
-        </w:tc>
-        <w:tc>
-          <w:tcPr/>
-          <w:p>
-            <w:pPr>
-              <w:pStyle w:val="Compact"/>
-            </w:pPr>
-            <w:r>
-              <w:t xml:space="preserve">10%</w:t>
+              <w:t xml:space="preserve">5 % burn + 5 % treasury (10 % combined) + 25 % pack</w:t>
+            </w:r>
+          </w:p>
+        </w:tc>
+        <w:tc>
+          <w:tcPr/>
+          <w:p>
+            <w:pPr>
+              <w:pStyle w:val="Compact"/>
+            </w:pPr>
+            <w:r>
+              <w:t xml:space="preserve">10 % combined</w:t>
             </w:r>
           </w:p>
         </w:tc>
@@ -1793,7 +2263,7 @@
               <w:t xml:space="preserve"> </w:t>
             </w:r>
             <w:r>
-              <w:t xml:space="preserve">(top 10% ladder F2P)</w:t>
+              <w:t xml:space="preserve">(top 10 % ladder F2P)</w:t>
             </w:r>
           </w:p>
         </w:tc>
@@ -1998,8 +2468,8 @@
         <w:t xml:space="preserve">: Master Duel's F2P balance + real Web3 deflationary mechanics.</w:t>
       </w:r>
     </w:p>
-    <w:bookmarkEnd w:id="21"/>
-    <w:bookmarkStart w:id="22" w:name="open-questions-for-sky-mavis"/>
+    <w:bookmarkEnd w:id="23"/>
+    <w:bookmarkStart w:id="24" w:name="open-questions-for-sky-mavis"/>
     <w:p>
       <w:pPr>
         <w:pStyle w:val="Heading2"/>
@@ -2013,7 +2483,7 @@
         <w:pStyle w:val="Compact"/>
         <w:numPr>
           <w:ilvl w:val="0"/>
-          <w:numId w:val="1007"/>
+          <w:numId w:val="1008"/>
         </w:numPr>
       </w:pPr>
       <w:r>
@@ -2032,7 +2502,7 @@
         <w:pStyle w:val="Compact"/>
         <w:numPr>
           <w:ilvl w:val="0"/>
-          <w:numId w:val="1007"/>
+          <w:numId w:val="1008"/>
         </w:numPr>
       </w:pPr>
       <w:r>
@@ -2051,7 +2521,7 @@
         <w:pStyle w:val="Compact"/>
         <w:numPr>
           <w:ilvl w:val="0"/>
-          <w:numId w:val="1007"/>
+          <w:numId w:val="1008"/>
         </w:numPr>
       </w:pPr>
       <w:r>
@@ -2070,7 +2540,7 @@
         <w:pStyle w:val="Compact"/>
         <w:numPr>
           <w:ilvl w:val="0"/>
-          <w:numId w:val="1007"/>
+          <w:numId w:val="1008"/>
         </w:numPr>
       </w:pPr>
       <w:r>
@@ -2130,8 +2600,8 @@
         <w:t xml:space="preserve">with Sky Mavis's stated priorities — not retrofit, designed-in.</w:t>
       </w:r>
     </w:p>
-    <w:bookmarkEnd w:id="22"/>
-    <w:bookmarkEnd w:id="23"/>
+    <w:bookmarkEnd w:id="24"/>
+    <w:bookmarkEnd w:id="25"/>
     <w:sectPr>
       <w:footnotePr>
         <w:numRestart w:val="eachSect"/>
@@ -2452,6 +2922,9 @@
     <w:abstractNumId w:val="991"/>
   </w:num>
   <w:num w:numId="1007">
+    <w:abstractNumId w:val="991"/>
+  </w:num>
+  <w:num w:numId="1008">
     <w:abstractNumId w:val="99411"/>
     <w:lvlOverride w:ilvl="0">
       <w:startOverride w:val="1"/>
